--- a/templates/docx/letters/vr-response.docx
+++ b/templates/docx/letters/vr-response.docx
@@ -434,7 +434,7 @@
           <w:rFonts w:ascii="Times New Roman" w:hAnsi="Times New Roman" w:cs="Times New Roman"/>
           <w:color w:val="000000" w:themeColor="text1"/>
         </w:rPr>
-        <w:t>insterted</w:t>
+        <w:t>inserted</w:t>
       </w:r>
       <w:proofErr w:type="spellEnd"/>
       <w:r>
